--- a/Meeting Reports/Meeting Report- Week 12.docx
+++ b/Meeting Reports/Meeting Report- Week 12.docx
@@ -1061,15 +1061,152 @@
           <w:sz w:val="22"/>
           <w:lang w:val="en-DE"/>
         </w:rPr>
-        <w:t>All members-</w:t>
-      </w:r>
-      <w:r>
-        <w:rPr>
-          <w:rFonts w:ascii="Arial" w:hAnsi="Arial"/>
-          <w:sz w:val="22"/>
-          <w:lang w:val="en-DE"/>
-        </w:rPr>
-        <w:t>Designing the class diagram for Facade and Adapter Pattern.</w:t>
+        <w:t xml:space="preserve">Kevin </w:t>
+      </w:r>
+      <w:proofErr w:type="spellStart"/>
+      <w:r>
+        <w:rPr>
+          <w:rFonts w:ascii="Arial" w:hAnsi="Arial"/>
+          <w:b/>
+          <w:sz w:val="22"/>
+          <w:lang w:val="en-DE"/>
+        </w:rPr>
+        <w:t>Muho</w:t>
+      </w:r>
+      <w:proofErr w:type="spellEnd"/>
+      <w:r>
+        <w:rPr>
+          <w:rFonts w:ascii="Arial" w:hAnsi="Arial"/>
+          <w:b/>
+          <w:sz w:val="22"/>
+          <w:lang w:val="en-DE"/>
+        </w:rPr>
+        <w:t xml:space="preserve">, </w:t>
+      </w:r>
+      <w:proofErr w:type="spellStart"/>
+      <w:r>
+        <w:rPr>
+          <w:rFonts w:ascii="Arial" w:hAnsi="Arial"/>
+          <w:b/>
+          <w:sz w:val="22"/>
+          <w:lang w:val="en-DE"/>
+        </w:rPr>
+        <w:t>Ornelt</w:t>
+      </w:r>
+      <w:proofErr w:type="spellEnd"/>
+      <w:r>
+        <w:rPr>
+          <w:rFonts w:ascii="Arial" w:hAnsi="Arial"/>
+          <w:b/>
+          <w:sz w:val="22"/>
+          <w:lang w:val="en-DE"/>
+        </w:rPr>
+        <w:t xml:space="preserve"> </w:t>
+      </w:r>
+      <w:proofErr w:type="spellStart"/>
+      <w:r>
+        <w:rPr>
+          <w:rFonts w:ascii="Arial" w:hAnsi="Arial"/>
+          <w:b/>
+          <w:sz w:val="22"/>
+          <w:lang w:val="en-DE"/>
+        </w:rPr>
+        <w:t>Lemellari</w:t>
+      </w:r>
+      <w:proofErr w:type="spellEnd"/>
+      <w:r>
+        <w:rPr>
+          <w:rFonts w:ascii="Arial" w:hAnsi="Arial"/>
+          <w:b/>
+          <w:sz w:val="22"/>
+          <w:lang w:val="en-DE"/>
+        </w:rPr>
+        <w:t>, Matias Bali-</w:t>
+      </w:r>
+      <w:r>
+        <w:rPr>
+          <w:rFonts w:ascii="Arial" w:hAnsi="Arial"/>
+          <w:sz w:val="22"/>
+          <w:lang w:val="en-DE"/>
+        </w:rPr>
+        <w:t xml:space="preserve"> Facade Pattern</w:t>
+      </w:r>
+    </w:p>
+    <w:p>
+      <w:pPr>
+        <w:rPr>
+          <w:rFonts w:ascii="Arial" w:hAnsi="Arial"/>
+          <w:sz w:val="22"/>
+          <w:lang w:val="en-DE"/>
+        </w:rPr>
+      </w:pPr>
+      <w:proofErr w:type="spellStart"/>
+      <w:r>
+        <w:rPr>
+          <w:rFonts w:ascii="Arial" w:hAnsi="Arial"/>
+          <w:b/>
+          <w:sz w:val="22"/>
+          <w:lang w:val="en-DE"/>
+        </w:rPr>
+        <w:t>Desard</w:t>
+      </w:r>
+      <w:proofErr w:type="spellEnd"/>
+      <w:r>
+        <w:rPr>
+          <w:rFonts w:ascii="Arial" w:hAnsi="Arial"/>
+          <w:b/>
+          <w:sz w:val="22"/>
+          <w:lang w:val="en-DE"/>
+        </w:rPr>
+        <w:t xml:space="preserve"> </w:t>
+      </w:r>
+      <w:proofErr w:type="spellStart"/>
+      <w:r>
+        <w:rPr>
+          <w:rFonts w:ascii="Arial" w:hAnsi="Arial"/>
+          <w:b/>
+          <w:sz w:val="22"/>
+          <w:lang w:val="en-DE"/>
+        </w:rPr>
+        <w:t>Lybeshari</w:t>
+      </w:r>
+      <w:proofErr w:type="spellEnd"/>
+      <w:r>
+        <w:rPr>
+          <w:rFonts w:ascii="Arial" w:hAnsi="Arial"/>
+          <w:b/>
+          <w:sz w:val="22"/>
+          <w:lang w:val="en-DE"/>
+        </w:rPr>
+        <w:t xml:space="preserve">, </w:t>
+      </w:r>
+      <w:proofErr w:type="spellStart"/>
+      <w:r>
+        <w:rPr>
+          <w:rFonts w:ascii="Arial" w:hAnsi="Arial"/>
+          <w:b/>
+          <w:sz w:val="22"/>
+          <w:lang w:val="en-DE"/>
+        </w:rPr>
+        <w:t>Haidi</w:t>
+      </w:r>
+      <w:proofErr w:type="spellEnd"/>
+      <w:r>
+        <w:rPr>
+          <w:rFonts w:ascii="Arial" w:hAnsi="Arial"/>
+          <w:b/>
+          <w:sz w:val="22"/>
+          <w:lang w:val="en-DE"/>
+        </w:rPr>
+        <w:t xml:space="preserve"> Toto- </w:t>
+      </w:r>
+      <w:r>
+        <w:rPr>
+          <w:rFonts w:ascii="Arial" w:hAnsi="Arial"/>
+          <w:sz w:val="22"/>
+          <w:lang w:val="en-DE"/>
+        </w:rPr>
+        <w:t>Adapter Pattern</w:t>
       </w:r>
       <w:bookmarkStart w:id="0" w:name="_GoBack"/>
       <w:bookmarkEnd w:id="0"/>
